--- a/spa/docx/46.content.docx
+++ b/spa/docx/46.content.docx
@@ -11,6 +11,15 @@
         <w:pStyle w:val="Heading2"/>
       </w:pPr>
       <w:r>
+        <w:t>Resource: Notas de Estudio (Tyndale)</w:t>
+      </w:r>
+      <w:r/>
+    </w:p>
+    <w:p>
+      <w:pPr>
+        <w:pStyle w:val="Heading2"/>
+      </w:pPr>
+      <w:r>
         <w:t>License Information</w:t>
       </w:r>
       <w:r/>
@@ -21,7 +30,7 @@
         <w:rPr>
           <w:b/>
         </w:rPr>
-        <w:t>Study Notes (Tyndale)</w:t>
+        <w:t>Notas de Estudio (Tyndale)</w:t>
       </w:r>
       <w:r>
         <w:t xml:space="preserve"> (Spanish) is based on</w:t>
@@ -74,7 +83,7 @@
         <w:pStyle w:val="Heading1"/>
       </w:pPr>
       <w:r>
-        <w:t>Study Notes (Tyndale)</w:t>
+        <w:t>Notas de Estudio (Tyndale)</w:t>
       </w:r>
     </w:p>
     <w:p>
@@ -83,6 +92,51 @@
           <w:headerReference w:type="even" r:id="rId8"/>
           <w:headerReference w:type="default" r:id="rId9"/>
           <w:footerReference w:type="default" r:id="rId10"/>
+          <w:footnotePr>
+            <w:numRestart w:val="eachSect"/>
+          </w:footnotePr>
+          <w:type w:val="continuous"/>
+          <w:pgSz w:w="12240" w:h="15840" w:code="1"/>
+          <w:pgMar w:top="1440" w:right="1440" w:bottom="1440" w:left="1440" w:header="504" w:footer="504" w:gutter="0"/>
+          <w:cols w:space="708"/>
+          <w:titlePg/>
+          <w:docGrid w:linePitch="360"/>
+        </w:sectPr>
+      </w:pPr>
+    </w:p>
+    <w:p>
+      <w:r/>
+    </w:p>
+    <w:p>
+      <w:pPr>
+        <w:pStyle w:val="Heading2"/>
+      </w:pPr>
+      <w:r>
+        <w:t>1CO</w:t>
+      </w:r>
+      <w:r/>
+    </w:p>
+    <w:p>
+      <w:r/>
+      <w:r>
+        <w:rPr>
+          <w:i/>
+        </w:rPr>
+        <w:t>1 Corintios 1:1, 1 Corintios 1:1–3, 1 Corintios 1:2, 1 Corintios 1:3, 1 Corintios 1:4, 1 Corintios 1:4–9, 1 Corintios 1:5, 1 Corintios 1:7, 1 Corintios 1:8, 1 Corintios 1:9, 1 Corintios 1:10, 1 Corintios 1:10–17, 1 Corintios 1:10–15.58, 1 Corintios 1:11, 1 Corintios 1:12, 1 Corintios 1:13, 1 Corintios 1:14, 1 Corintios 1:16, 1 Corintios 1:17, 1 Corintios 1:18, 1 Corintios 1:18–31, 1 Corintios 1:19, 1 Corintios 1:20, 1 Corintios 1:21, 1 Corintios 1:22, 1 Corintios 1:22–24, 1 Corintios 1:23, 1 Corintios 1:25, 1 Corintios 1:26, 1 Corintios 1:27–29, 1 Corintios 1:30, 1 Corintios 1:31, 1 Corintios 2:1, 1 Corintios 2:1–5, 1 Corintios 2:3–4, 1 Corintios 2:6, 1 Corintios 2:6–16, 1 Corintios 2:7, 1 Corintios 2:8, 1 Corintios 2:9, 1 Corintios 2:10–12, 1 Corintios 2:13, 1 Corintios 2:14, 1 Corintios 2:15, 1 Corintios 2:16, 1 Corintios 3:1, 1 Corintios 3:1–4, 1 Corintios 3:1–4.7, 1 Corintios 3:2, 1 Corintios 3:3, 1 Corintios 3:4, 1 Corintios 3:5–9, 1 Corintios 3:6, 1 Corintios 3:10, 1 Corintios 3:10–17, 1 Corintios 3:11, 1 Corintios 3:12–15, 1 Corintios 3:16–17, 1 Corintios 3:18–20, 1 Corintios 3:21–23, 1 Corintios 3:23, 1 Corintios 4:1, 1 Corintios 4:1–5, 1 Corintios 4:3–4, 1 Corintios 4:5, 1 Corintios 4:6–21, 1 Corintios 4:7, 1 Corintios 4:8–13, 1 Corintios 4:9, 1 Corintios 4:11–13, 1 Corintios 4:12, 1 Corintios 4:14–16, 1 Corintios 4:14–21, 1 Corintios 4:17, 1 Corintios 4:18–20, 1 Corintios 5:1, 1 Corintios 5:1–8, 1 Corintios 5:2, 1 Corintios 5:3, 1 Corintios 5:5, 1 Corintios 5:6–7, 1 Corintios 5:7–8, 1 Corintios 5:9, 1 Corintios 5:9–13, 1 Corintios 5:10, 1 Corintios 5:11, 1 Corintios 5:12–13, 1 Corintios 6:1–11, 1 Corintios 6:2–3, 1 Corintios 6:4–6, 1 Corintios 6:7, 1 Corintios 6:8, 1 Corintios 6:9, 1 Corintios 6:9–11, 1 Corintios 6:10, 1 Corintios 6:11, 1 Corintios 6:12, 1 Corintios 6:12–20, 1 Corintios 6:13–14, 1 Corintios 6:15–17, 1 Corintios 6:18–20, 1 Corintios 7:1, 1 Corintios 7:1–40, 1 Corintios 7:1–16.4, 1 Corintios 7:2, 1 Corintios 7:3–4, 1 Corintios 7:6–7, 1 Corintios 7:8–9, 1 Corintios 7:10–11, 1 Corintios 7:12–13, 1 Corintios 7:14, 1 Corintios 7:15, 1 Corintios 7:16, 1 Corintios 7:17, 1 Corintios 7:17–24, 1 Corintios 7:18–19, 1 Corintios 7:21–23, 1 Corintios 7:25–35, 1 Corintios 7:36–38, 1 Corintios 7:39, 1 Corintios 8:1, 1 Corintios 8:1–11.1, 1 Corintios 8:2–3, 1 Corintios 8:4–6, 1 Corintios 8:7, 1 Corintios 8:8, 1 Corintios 8:9–10, 1 Corintios 8:11, 1 Corintios 8:12, 1 Corintios 8:13, 1 Corintios 9:1–2, 1 Corintios 9:1–27, 1 Corintios 9:3, 1 Corintios 9:4, 1 Corintios 9:5, 1 Corintios 9:7–10, 1 Corintios 9:12, 1 Corintios 9:13, 1 Corintios 9:14, 1 Corintios 9:15, 1 Corintios 9:16, 1 Corintios 9:18, 1 Corintios 9:19–23, 1 Corintios 9:24–27, 1 Corintios 9:26, 1 Corintios 9:27, 1 Corintios 10:1–11, 1 Corintios 10:1–22, 1 Corintios 10:2, 1 Corintios 10:3–4, 1 Corintios 10:6, 1 Corintios 10:7, 1 Corintios 10:8, 1 Corintios 10:9, 1 Corintios 10:10, 1 Corintios 10:12–13, 1 Corintios 10:14–22, 1 Corintios 10:16–18, 1 Corintios 10:19–20, 1 Corintios 10:21, 1 Corintios 10:22, 1 Corintios 10:23–24, 1 Corintios 10:23–11.1, 1 Corintios 10:27–29, 1 Corintios 10:29–30, 1 Corintios 10:31–33, 1 Corintios 11:1, 1 Corintios 11:2, 1 Corintios 11:3, 1 Corintios 11:3–16, 1 Corintios 11:4–6, 1 Corintios 11:7, 1 Corintios 11:10, 1 Corintios 11:11–12, 1 Corintios 11:13, 1 Corintios 11:14, 1 Corintios 11:15, 1 Corintios 11:16, 1 Corintios 11:17, 1 Corintios 11:17–34, 1 Corintios 11:18, 1 Corintios 11:19, 1 Corintios 11:20–22, 1 Corintios 11:23, 1 Corintios 11:24, 1 Corintios 11:25, 1 Corintios 11:26, 1 Corintios 11:27, 1 Corintios 11:28, 1 Corintios 11:29–30, 1 Corintios 11:31, 1 Corintios 11:32, 1 Corintios 11:34, 1 Corintios 12:1–3, 1 Corintios 12:1–14.40, 1 Corintios 12:2, 1 Corintios 12:3, 1 Corintios 12:4–11, 1 Corintios 12:6, 1 Corintios 12:7, 1 Corintios 12:8, 1 Corintios 12:8–10, 1 Corintios 12:9, 1 Corintios 12:10, 1 Corintios 12:11, 1 Corintios 12:12–31, 1 Corintios 12:13, 1 Corintios 12:14–21, 1 Corintios 12:22–26, 1 Corintios 12:25–26, 1 Corintios 12:28, 1 Corintios 12:28–31, 1 Corintios 12:29–30, 1 Corintios 12:31, 1 Corintios 13:1, 1 Corintios 13:1–3, 1 Corintios 13:1–13, 1 Corintios 13:2, 1 Corintios 13:3, 1 Corintios 13:4–7, 1 Corintios 13:5, 1 Corintios 13:8, 1 Corintios 13:8–13, 1 Corintios 13:9, 1 Corintios 13:12, 1 Corintios 13:13, 1 Corintios 14:1, 1 Corintios 14:1–25, 1 Corintios 14:2–4, 1 Corintios 14:4, 1 Corintios 14:7–12, 1 Corintios 14:12, 1 Corintios 14:13, 1 Corintios 14:14, 1 Corintios 14:15–17, 1 Corintios 14:18–19, 1 Corintios 14:20, 1 Corintios 14:21–25, 1 Corintios 14:25, 1 Corintios 14:26, 1 Corintios 14:26–40, 1 Corintios 14:27–28, 1 Corintios 14:29–32, 1 Corintios 14:34–35, 1 Corintios 14:36–37, 1 Corintios 14:39–40, 1 Corintios 15:1, 1 Corintios 15:1–11, 1 Corintios 15:1–58, 1 Corintios 15:2, 1 Corintios 15:3, 1 Corintios 15:4, 1 Corintios 15:5, 1 Corintios 15:6, 1 Corintios 15:7, 1 Corintios 15:8–9, 1 Corintios 15:10, 1 Corintios 15:11, 1 Corintios 15:12, 1 Corintios 15:12–20, 1 Corintios 15:12–34, 1 Corintios 15:14–18, 1 Corintios 15:19, 1 Corintios 15:20, 1 Corintios 15:21–23, 1 Corintios 15:24, 1 Corintios 15:24–28, 1 Corintios 15:25, 1 Corintios 15:27, 1 Corintios 15:29, 1 Corintios 15:30–32, 1 Corintios 15:32, 1 Corintios 15:33, 1 Corintios 15:34, 1 Corintios 15:35–58, 1 Corintios 15:36, 1 Corintios 15:37–39, 1 Corintios 15:40–41, 1 Corintios 15:42–44, 1 Corintios 15:45–46, 1 Corintios 15:45–49, 1 Corintios 15:47, 1 Corintios 15:48, 1 Corintios 15:49, 1 Corintios 15:50, 1 Corintios 15:51, 1 Corintios 15:52, 1 Corintios 15:54, 1 Corintios 15:55, 1 Corintios 15:57, 1 Corintios 15:58, 1 Corintios 16:1, 1 Corintios 16:1–4, 1 Corintios 16:2, 1 Corintios 16:4, 1 Corintios 16:5, 1 Corintios 16:6–7, 1 Corintios 16:8, 1 Corintios 16:10, 1 Corintios 16:11–12, 1 Corintios 16:17, 1 Corintios 16:19, 1 Corintios 16:19–24, 1 Corintios 16:20, 1 Corintios 16:21, 1 Corintios 16:22, 1 Corintios 16:23–24</w:t>
+      </w:r>
+      <w:r/>
+    </w:p>
+    <w:p>
+      <w:r/>
+      <w:r>
+        <w:t xml:space="preserve"> </w:t>
+      </w:r>
+      <w:r/>
+      <w:r/>
+    </w:p>
+    <w:p>
+      <w:pPr>
+        <w:sectPr>
           <w:footnotePr>
             <w:numRestart w:val="eachSect"/>
           </w:footnotePr>

--- a/spa/docx/46.content.docx
+++ b/spa/docx/46.content.docx
@@ -163,13 +163,6 @@
         <w:rPr>
           <w:lang w:val="es_ES" w:bidi="es_ES"/>
         </w:rPr>
-      </w:r>
-      <w:r>
-        <w:rPr>
-          <w:i/>
-          <w:lang w:val="es_ES" w:bidi="es_ES"/>
-        </w:rPr>
-        <w:t>1 Corintios 1:1, 1 Corintios 1:1–3, 1 Corintios 1:2, 1 Corintios 1:3, 1 Corintios 1:4, 1 Corintios 1:4–9, 1 Corintios 1:5, 1 Corintios 1:7, 1 Corintios 1:8, 1 Corintios 1:9, 1 Corintios 1:10, 1 Corintios 1:10–17, 1 Corintios 1:10–15.58, 1 Corintios 1:11, 1 Corintios 1:12, 1 Corintios 1:13, 1 Corintios 1:14, 1 Corintios 1:16, 1 Corintios 1:17, 1 Corintios 1:18, 1 Corintios 1:18–31, 1 Corintios 1:19, 1 Corintios 1:20, 1 Corintios 1:21, 1 Corintios 1:22, 1 Corintios 1:22–24, 1 Corintios 1:23, 1 Corintios 1:25, 1 Corintios 1:26, 1 Corintios 1:27–29, 1 Corintios 1:30, 1 Corintios 1:31, 1 Corintios 2:1, 1 Corintios 2:1–5, 1 Corintios 2:3–4, 1 Corintios 2:6, 1 Corintios 2:6–16, 1 Corintios 2:7, 1 Corintios 2:8, 1 Corintios 2:9, 1 Corintios 2:10–12, 1 Corintios 2:13, 1 Corintios 2:14, 1 Corintios 2:15, 1 Corintios 2:16, 1 Corintios 3:1, 1 Corintios 3:1–4, 1 Corintios 3:1–4.7, 1 Corintios 3:2, 1 Corintios 3:3, 1 Corintios 3:4, 1 Corintios 3:5–9, 1 Corintios 3:6, 1 Corintios 3:10, 1 Corintios 3:10–17, 1 Corintios 3:11, 1 Corintios 3:12–15, 1 Corintios 3:16–17, 1 Corintios 3:18–20, 1 Corintios 3:21–23, 1 Corintios 3:23, 1 Corintios 4:1, 1 Corintios 4:1–5, 1 Corintios 4:3–4, 1 Corintios 4:5, 1 Corintios 4:6–21, 1 Corintios 4:7, 1 Corintios 4:8–13, 1 Corintios 4:9, 1 Corintios 4:11–13, 1 Corintios 4:12, 1 Corintios 4:14–16, 1 Corintios 4:14–21, 1 Corintios 4:17, 1 Corintios 4:18–20, 1 Corintios 5:1, 1 Corintios 5:1–8, 1 Corintios 5:2, 1 Corintios 5:3, 1 Corintios 5:5, 1 Corintios 5:6–7, 1 Corintios 5:7–8, 1 Corintios 5:9, 1 Corintios 5:9–13, 1 Corintios 5:10, 1 Corintios 5:11, 1 Corintios 5:12–13, 1 Corintios 6:1–11, 1 Corintios 6:2–3, 1 Corintios 6:4–6, 1 Corintios 6:7, 1 Corintios 6:8, 1 Corintios 6:9, 1 Corintios 6:9–11, 1 Corintios 6:10, 1 Corintios 6:11, 1 Corintios 6:12, 1 Corintios 6:12–20, 1 Corintios 6:13–14, 1 Corintios 6:15–17, 1 Corintios 6:18–20, 1 Corintios 7:1, 1 Corintios 7:1–40, 1 Corintios 7:1–16.4, 1 Corintios 7:2, 1 Corintios 7:3–4, 1 Corintios 7:6–7, 1 Corintios 7:8–9, 1 Corintios 7:10–11, 1 Corintios 7:12–13, 1 Corintios 7:14, 1 Corintios 7:15, 1 Corintios 7:16, 1 Corintios 7:17, 1 Corintios 7:17–24, 1 Corintios 7:18–19, 1 Corintios 7:21–23, 1 Corintios 7:25–35, 1 Corintios 7:36–38, 1 Corintios 7:39, 1 Corintios 8:1, 1 Corintios 8:1–11.1, 1 Corintios 8:2–3, 1 Corintios 8:4–6, 1 Corintios 8:7, 1 Corintios 8:8, 1 Corintios 8:9–10, 1 Corintios 8:11, 1 Corintios 8:12, 1 Corintios 8:13, 1 Corintios 9:1–2, 1 Corintios 9:1–27, 1 Corintios 9:3, 1 Corintios 9:4, 1 Corintios 9:5, 1 Corintios 9:7–10, 1 Corintios 9:12, 1 Corintios 9:13, 1 Corintios 9:14, 1 Corintios 9:15, 1 Corintios 9:16, 1 Corintios 9:18, 1 Corintios 9:19–23, 1 Corintios 9:24–27, 1 Corintios 9:26, 1 Corintios 9:27, 1 Corintios 10:1–11, 1 Corintios 10:1–22, 1 Corintios 10:2, 1 Corintios 10:3–4, 1 Corintios 10:6, 1 Corintios 10:7, 1 Corintios 10:8, 1 Corintios 10:9, 1 Corintios 10:10, 1 Corintios 10:12–13, 1 Corintios 10:14–22, 1 Corintios 10:16–18, 1 Corintios 10:19–20, 1 Corintios 10:21, 1 Corintios 10:22, 1 Corintios 10:23–24, 1 Corintios 10:23–11.1, 1 Corintios 10:27–29, 1 Corintios 10:29–30, 1 Corintios 10:31–33, 1 Corintios 11:1, 1 Corintios 11:2, 1 Corintios 11:3, 1 Corintios 11:3–16, 1 Corintios 11:4–6, 1 Corintios 11:7, 1 Corintios 11:10, 1 Corintios 11:11–12, 1 Corintios 11:13, 1 Corintios 11:14, 1 Corintios 11:15, 1 Corintios 11:16, 1 Corintios 11:17, 1 Corintios 11:17–34, 1 Corintios 11:18, 1 Corintios 11:19, 1 Corintios 11:20–22, 1 Corintios 11:23, 1 Corintios 11:24, 1 Corintios 11:25, 1 Corintios 11:26, 1 Corintios 11:27, 1 Corintios 11:28, 1 Corintios 11:29–30, 1 Corintios 11:31, 1 Corintios 11:32, 1 Corintios 11:34, 1 Corintios 12:1–3, 1 Corintios 12:1–14.40, 1 Corintios 12:2, 1 Corintios 12:3, 1 Corintios 12:4–11, 1 Corintios 12:6, 1 Corintios 12:7, 1 Corintios 12:8, 1 Corintios 12:8–10, 1 Corintios 12:9, 1 Corintios 12:10, 1 Corintios 12:11, 1 Corintios 12:12–31, 1 Corintios 12:13, 1 Corintios 12:14–21, 1 Corintios 12:22–26, 1 Corintios 12:25–26, 1 Corintios 12:28, 1 Corintios 12:28–31, 1 Corintios 12:29–30, 1 Corintios 12:31, 1 Corintios 13:1, 1 Corintios 13:1–3, 1 Corintios 13:1–13, 1 Corintios 13:2, 1 Corintios 13:3, 1 Corintios 13:4–7, 1 Corintios 13:5, 1 Corintios 13:8, 1 Corintios 13:8–13, 1 Corintios 13:9, 1 Corintios 13:12, 1 Corintios 13:13, 1 Corintios 14:1, 1 Corintios 14:1–25, 1 Corintios 14:2–4, 1 Corintios 14:4, 1 Corintios 14:7–12, 1 Corintios 14:12, 1 Corintios 14:13, 1 Corintios 14:14, 1 Corintios 14:15–17, 1 Corintios 14:18–19, 1 Corintios 14:20, 1 Corintios 14:21–25, 1 Corintios 14:25, 1 Corintios 14:26, 1 Corintios 14:26–40, 1 Corintios 14:27–28, 1 Corintios 14:29–32, 1 Corintios 14:34–35, 1 Corintios 14:36–37, 1 Corintios 14:39–40, 1 Corintios 15:1, 1 Corintios 15:1–11, 1 Corintios 15:1–58, 1 Corintios 15:2, 1 Corintios 15:3, 1 Corintios 15:4, 1 Corintios 15:5, 1 Corintios 15:6, 1 Corintios 15:7, 1 Corintios 15:8–9, 1 Corintios 15:10, 1 Corintios 15:11, 1 Corintios 15:12, 1 Corintios 15:12–20, 1 Corintios 15:12–34, 1 Corintios 15:14–18, 1 Corintios 15:19, 1 Corintios 15:20, 1 Corintios 15:21–23, 1 Corintios 15:24, 1 Corintios 15:24–28, 1 Corintios 15:25, 1 Corintios 15:27, 1 Corintios 15:29, 1 Corintios 15:30–32, 1 Corintios 15:32, 1 Corintios 15:33, 1 Corintios 15:34, 1 Corintios 15:35–58, 1 Corintios 15:36, 1 Corintios 15:37–39, 1 Corintios 15:40–41, 1 Corintios 15:42–44, 1 Corintios 15:45–46, 1 Corintios 15:45–49, 1 Corintios 15:47, 1 Corintios 15:48, 1 Corintios 15:49, 1 Corintios 15:50, 1 Corintios 15:51, 1 Corintios 15:52, 1 Corintios 15:54, 1 Corintios 15:55, 1 Corintios 15:57, 1 Corintios 15:58, 1 Corintios 16:1, 1 Corintios 16:1–4, 1 Corintios 16:2, 1 Corintios 16:4, 1 Corintios 16:5, 1 Corintios 16:6–7, 1 Corintios 16:8, 1 Corintios 16:10, 1 Corintios 16:11–12, 1 Corintios 16:17, 1 Corintios 16:19, 1 Corintios 16:19–24, 1 Corintios 16:20, 1 Corintios 16:21, 1 Corintios 16:22, 1 Corintios 16:23–24</w:t>
       </w:r>
       <w:r>
         <w:rPr>

--- a/spa/docx/46.content.docx
+++ b/spa/docx/46.content.docx
@@ -150,19 +150,6 @@
           <w:lang w:val="es_ES" w:bidi="es_ES"/>
         </w:rPr>
         <w:t>1CO</w:t>
-      </w:r>
-      <w:r>
-        <w:rPr>
-          <w:lang w:val="es_ES" w:bidi="es_ES"/>
-        </w:rPr>
-      </w:r>
-    </w:p>
-    <w:p>
-      <w:pPr/>
-      <w:r>
-        <w:rPr>
-          <w:lang w:val="es_ES" w:bidi="es_ES"/>
-        </w:rPr>
       </w:r>
       <w:r>
         <w:rPr>

--- a/spa/docx/46.content.docx
+++ b/spa/docx/46.content.docx
@@ -19,7 +19,7 @@
         <w:rPr>
           <w:lang w:val="es_ES" w:bidi="es_ES"/>
         </w:rPr>
-        <w:t>Resource: Notas de Estudio (Tyndale)</w:t>
+        <w:t>Resource: Tyndale Open Study Notes</w:t>
       </w:r>
       <w:r>
         <w:rPr>
@@ -112,7 +112,7 @@
         <w:rPr>
           <w:lang w:val="es_ES" w:bidi="es_ES"/>
         </w:rPr>
-        <w:t>Notas de Estudio (Tyndale)</w:t>
+        <w:t>Tyndale Open Study Notes</w:t>
       </w:r>
     </w:p>
     <w:p>

--- a/spa/docx/46.content.docx
+++ b/spa/docx/46.content.docx
@@ -19,7 +19,7 @@
         <w:rPr>
           <w:lang w:val="es_ES" w:bidi="es_ES"/>
         </w:rPr>
-        <w:t>Resource: Tyndale Open Study Notes</w:t>
+        <w:t>Resource: Aquifer Open Study Notes</w:t>
       </w:r>
       <w:r>
         <w:rPr>
@@ -112,7 +112,7 @@
         <w:rPr>
           <w:lang w:val="es_ES" w:bidi="es_ES"/>
         </w:rPr>
-        <w:t>Tyndale Open Study Notes</w:t>
+        <w:t>Aquifer Open Study Notes</w:t>
       </w:r>
     </w:p>
     <w:p>
